--- a/Results/Supplementary/TableS10.docx
+++ b/Results/Supplementary/TableS10.docx
@@ -35,13 +35,13 @@
         <w:tblLook w:firstRow="1" w:lastRow="0" w:firstColumn="0" w:lastColumn="0" w:noHBand="0" w:noVBand="1"/>
       </w:tblPr>
       <w:tblGrid>
-        <w:gridCol w:w="4341"/>
+        <w:gridCol w:w="5105"/>
         <w:gridCol w:w="1931"/>
-        <w:gridCol w:w="1935"/>
-        <w:gridCol w:w="1046"/>
-        <w:gridCol w:w="1576"/>
-        <w:gridCol w:w="1482"/>
-        <w:gridCol w:w="1512"/>
+        <w:gridCol w:w="1931"/>
+        <w:gridCol w:w="884"/>
+        <w:gridCol w:w="1317"/>
+        <w:gridCol w:w="1317"/>
+        <w:gridCol w:w="1338"/>
       </w:tblGrid>
       <w:tr>
         <w:trPr>
@@ -2049,7 +2049,7 @@
                 <w:szCs w:val="18"/>
                 <w:color w:val="000000"/>
               </w:rPr>
-              <w:t xml:space="preserve">LightGBM, + deprivation items (upper bound)</w:t>
+              <w:t xml:space="preserve">LightGBM, upper bound: + other deprivation items (same battery as the outcome)</w:t>
             </w:r>
           </w:p>
         </w:tc>
